--- a/public/bases-word/AC/CUMPLIMIENTO_FINANCIERO/OF_AC_01.docx
+++ b/public/bases-word/AC/CUMPLIMIENTO_FINANCIERO/OF_AC_01.docx
@@ -1,6 +1,6 @@
 
 <file path=word/document.xml><?xml version="1.0" encoding="utf-8"?>
-<w:document xmlns:wpc="http://schemas.microsoft.com/office/word/2010/wordprocessingCanvas" xmlns:cx="http://schemas.microsoft.com/office/drawing/2014/chartex" xmlns:cx1="http://schemas.microsoft.com/office/drawing/2015/9/8/chartex" xmlns:cx2="http://schemas.microsoft.com/office/drawing/2015/10/21/chartex" xmlns:cx3="http://schemas.microsoft.com/office/drawing/2016/5/9/chartex" xmlns:cx4="http://schemas.microsoft.com/office/drawing/2016/5/10/chartex" xmlns:cx5="http://schemas.microsoft.com/office/drawing/2016/5/11/chartex" xmlns:cx6="http://schemas.microsoft.com/office/drawing/2016/5/12/chartex" xmlns:cx7="http://schemas.microsoft.com/office/drawing/2016/5/13/chartex" xmlns:cx8="http://schemas.microsoft.com/office/drawing/2016/5/14/chartex" xmlns:mc="http://schemas.openxmlformats.org/markup-compatibility/2006" xmlns:aink="http://schemas.microsoft.com/office/drawing/2016/ink" xmlns:am3d="http://schemas.microsoft.com/office/drawing/2017/model3d" xmlns:o="urn:schemas-microsoft-com:office:office" xmlns:r="http://schemas.openxmlformats.org/officeDocument/2006/relationships" xmlns:m="http://schemas.openxmlformats.org/officeDocument/2006/math" xmlns:v="urn:schemas-microsoft-com:vml" xmlns:wp14="http://schemas.microsoft.com/office/word/2010/wordprocessingDrawing" xmlns:wp="http://schemas.openxmlformats.org/drawingml/2006/wordprocessingDrawing" xmlns:w10="urn:schemas-microsoft-com:office:word" xmlns:w="http://schemas.openxmlformats.org/wordprocessingml/2006/main" xmlns:w14="http://schemas.microsoft.com/office/word/2010/wordml" xmlns:w15="http://schemas.microsoft.com/office/word/2012/wordml" xmlns:w16cid="http://schemas.microsoft.com/office/word/2016/wordml/cid" xmlns:w16se="http://schemas.microsoft.com/office/word/2015/wordml/symex" xmlns:wpg="http://schemas.microsoft.com/office/word/2010/wordprocessingGroup" xmlns:wpi="http://schemas.microsoft.com/office/word/2010/wordprocessingInk" xmlns:wne="http://schemas.microsoft.com/office/word/2006/wordml" xmlns:wps="http://schemas.microsoft.com/office/word/2010/wordprocessingShape" mc:Ignorable="w14 w15 w16se w16cid wp14">
+<w:document xmlns:wpc="http://schemas.microsoft.com/office/word/2010/wordprocessingCanvas" xmlns:cx="http://schemas.microsoft.com/office/drawing/2014/chartex" xmlns:cx1="http://schemas.microsoft.com/office/drawing/2015/9/8/chartex" xmlns:cx2="http://schemas.microsoft.com/office/drawing/2015/10/21/chartex" xmlns:cx3="http://schemas.microsoft.com/office/drawing/2016/5/9/chartex" xmlns:cx4="http://schemas.microsoft.com/office/drawing/2016/5/10/chartex" xmlns:cx5="http://schemas.microsoft.com/office/drawing/2016/5/11/chartex" xmlns:cx6="http://schemas.microsoft.com/office/drawing/2016/5/12/chartex" xmlns:cx7="http://schemas.microsoft.com/office/drawing/2016/5/13/chartex" xmlns:cx8="http://schemas.microsoft.com/office/drawing/2016/5/14/chartex" xmlns:mc="http://schemas.openxmlformats.org/markup-compatibility/2006" xmlns:aink="http://schemas.microsoft.com/office/drawing/2016/ink" xmlns:am3d="http://schemas.microsoft.com/office/drawing/2017/model3d" xmlns:o="urn:schemas-microsoft-com:office:office" xmlns:oel="http://schemas.microsoft.com/office/2019/extlst" xmlns:r="http://schemas.openxmlformats.org/officeDocument/2006/relationships" xmlns:m="http://schemas.openxmlformats.org/officeDocument/2006/math" xmlns:v="urn:schemas-microsoft-com:vml" xmlns:wp14="http://schemas.microsoft.com/office/word/2010/wordprocessingDrawing" xmlns:wp="http://schemas.openxmlformats.org/drawingml/2006/wordprocessingDrawing" xmlns:w10="urn:schemas-microsoft-com:office:word" xmlns:w="http://schemas.openxmlformats.org/wordprocessingml/2006/main" xmlns:w14="http://schemas.microsoft.com/office/word/2010/wordml" xmlns:w15="http://schemas.microsoft.com/office/word/2012/wordml" xmlns:w16cex="http://schemas.microsoft.com/office/word/2018/wordml/cex" xmlns:w16cid="http://schemas.microsoft.com/office/word/2016/wordml/cid" xmlns:w16="http://schemas.microsoft.com/office/word/2018/wordml" xmlns:w16du="http://schemas.microsoft.com/office/word/2023/wordml/word16du" xmlns:w16sdtdh="http://schemas.microsoft.com/office/word/2020/wordml/sdtdatahash" xmlns:w16sdtfl="http://schemas.microsoft.com/office/word/2024/wordml/sdtformatlock" xmlns:w16se="http://schemas.microsoft.com/office/word/2015/wordml/symex" xmlns:wpg="http://schemas.microsoft.com/office/word/2010/wordprocessingGroup" xmlns:wpi="http://schemas.microsoft.com/office/word/2010/wordprocessingInk" xmlns:wne="http://schemas.microsoft.com/office/word/2006/wordml" xmlns:wps="http://schemas.microsoft.com/office/word/2010/wordprocessingShape" mc:Ignorable="w14 w15 w16se w16cid w16 w16cex w16sdtdh w16sdtfl w16du wp14">
   <w:body>
     <w:p>
       <w:pPr>
@@ -384,7 +384,6 @@
           <w:tag w:val="goog_rdk_5"/>
           <w:id w:val="2130038450"/>
         </w:sdtPr>
-        <w:sdtEndPr/>
         <w:sdtContent>
           <w:commentRangeStart w:id="6"/>
         </w:sdtContent>
@@ -923,12 +922,8 @@
       </w:pPr>
     </w:p>
     <w:sectPr>
-      <w:headerReference w:type="even" r:id="rId10"/>
-      <w:headerReference w:type="default" r:id="rId11"/>
-      <w:footerReference w:type="even" r:id="rId12"/>
-      <w:footerReference w:type="default" r:id="rId13"/>
-      <w:headerReference w:type="first" r:id="rId14"/>
-      <w:footerReference w:type="first" r:id="rId15"/>
+      <w:headerReference w:type="default" r:id="rId10"/>
+      <w:footerReference w:type="default" r:id="rId11"/>
       <w:pgSz w:w="12240" w:h="15840"/>
       <w:pgMar w:top="567" w:right="1134" w:bottom="2410" w:left="1134" w:header="426" w:footer="117" w:gutter="0"/>
       <w:cols w:space="708"/>
@@ -939,7 +934,7 @@
 </file>
 
 <file path=word/comments.xml><?xml version="1.0" encoding="utf-8"?>
-<w:comments xmlns:wpc="http://schemas.microsoft.com/office/word/2010/wordprocessingCanvas" xmlns:cx="http://schemas.microsoft.com/office/drawing/2014/chartex" xmlns:cx1="http://schemas.microsoft.com/office/drawing/2015/9/8/chartex" xmlns:cx2="http://schemas.microsoft.com/office/drawing/2015/10/21/chartex" xmlns:cx3="http://schemas.microsoft.com/office/drawing/2016/5/9/chartex" xmlns:cx4="http://schemas.microsoft.com/office/drawing/2016/5/10/chartex" xmlns:cx5="http://schemas.microsoft.com/office/drawing/2016/5/11/chartex" xmlns:cx6="http://schemas.microsoft.com/office/drawing/2016/5/12/chartex" xmlns:cx7="http://schemas.microsoft.com/office/drawing/2016/5/13/chartex" xmlns:cx8="http://schemas.microsoft.com/office/drawing/2016/5/14/chartex" xmlns:mc="http://schemas.openxmlformats.org/markup-compatibility/2006" xmlns:aink="http://schemas.microsoft.com/office/drawing/2016/ink" xmlns:am3d="http://schemas.microsoft.com/office/drawing/2017/model3d" xmlns:o="urn:schemas-microsoft-com:office:office" xmlns:r="http://schemas.openxmlformats.org/officeDocument/2006/relationships" xmlns:m="http://schemas.openxmlformats.org/officeDocument/2006/math" xmlns:v="urn:schemas-microsoft-com:vml" xmlns:wp14="http://schemas.microsoft.com/office/word/2010/wordprocessingDrawing" xmlns:wp="http://schemas.openxmlformats.org/drawingml/2006/wordprocessingDrawing" xmlns:w10="urn:schemas-microsoft-com:office:word" xmlns:w="http://schemas.openxmlformats.org/wordprocessingml/2006/main" xmlns:w14="http://schemas.microsoft.com/office/word/2010/wordml" xmlns:w15="http://schemas.microsoft.com/office/word/2012/wordml" xmlns:w16cid="http://schemas.microsoft.com/office/word/2016/wordml/cid" xmlns:w16se="http://schemas.microsoft.com/office/word/2015/wordml/symex" xmlns:wpg="http://schemas.microsoft.com/office/word/2010/wordprocessingGroup" xmlns:wpi="http://schemas.microsoft.com/office/word/2010/wordprocessingInk" xmlns:wne="http://schemas.microsoft.com/office/word/2006/wordml" xmlns:wps="http://schemas.microsoft.com/office/word/2010/wordprocessingShape" mc:Ignorable="w14 w15 w16se w16cid wp14">
+<w:comments xmlns:wpc="http://schemas.microsoft.com/office/word/2010/wordprocessingCanvas" xmlns:cx="http://schemas.microsoft.com/office/drawing/2014/chartex" xmlns:cx1="http://schemas.microsoft.com/office/drawing/2015/9/8/chartex" xmlns:cx2="http://schemas.microsoft.com/office/drawing/2015/10/21/chartex" xmlns:cx3="http://schemas.microsoft.com/office/drawing/2016/5/9/chartex" xmlns:cx4="http://schemas.microsoft.com/office/drawing/2016/5/10/chartex" xmlns:cx5="http://schemas.microsoft.com/office/drawing/2016/5/11/chartex" xmlns:cx6="http://schemas.microsoft.com/office/drawing/2016/5/12/chartex" xmlns:cx7="http://schemas.microsoft.com/office/drawing/2016/5/13/chartex" xmlns:cx8="http://schemas.microsoft.com/office/drawing/2016/5/14/chartex" xmlns:mc="http://schemas.openxmlformats.org/markup-compatibility/2006" xmlns:aink="http://schemas.microsoft.com/office/drawing/2016/ink" xmlns:am3d="http://schemas.microsoft.com/office/drawing/2017/model3d" xmlns:o="urn:schemas-microsoft-com:office:office" xmlns:oel="http://schemas.microsoft.com/office/2019/extlst" xmlns:r="http://schemas.openxmlformats.org/officeDocument/2006/relationships" xmlns:m="http://schemas.openxmlformats.org/officeDocument/2006/math" xmlns:v="urn:schemas-microsoft-com:vml" xmlns:wp14="http://schemas.microsoft.com/office/word/2010/wordprocessingDrawing" xmlns:wp="http://schemas.openxmlformats.org/drawingml/2006/wordprocessingDrawing" xmlns:w10="urn:schemas-microsoft-com:office:word" xmlns:w="http://schemas.openxmlformats.org/wordprocessingml/2006/main" xmlns:w14="http://schemas.microsoft.com/office/word/2010/wordml" xmlns:w15="http://schemas.microsoft.com/office/word/2012/wordml" xmlns:w16cex="http://schemas.microsoft.com/office/word/2018/wordml/cex" xmlns:w16cid="http://schemas.microsoft.com/office/word/2016/wordml/cid" xmlns:w16="http://schemas.microsoft.com/office/word/2018/wordml" xmlns:w16du="http://schemas.microsoft.com/office/word/2023/wordml/word16du" xmlns:w16sdtdh="http://schemas.microsoft.com/office/word/2020/wordml/sdtdatahash" xmlns:w16sdtfl="http://schemas.microsoft.com/office/word/2024/wordml/sdtformatlock" xmlns:w16se="http://schemas.microsoft.com/office/word/2015/wordml/symex" xmlns:wpg="http://schemas.microsoft.com/office/word/2010/wordprocessingGroup" xmlns:wpi="http://schemas.microsoft.com/office/word/2010/wordprocessingInk" xmlns:wne="http://schemas.microsoft.com/office/word/2006/wordml" xmlns:wps="http://schemas.microsoft.com/office/word/2010/wordprocessingShape" mc:Ignorable="w14 w15 w16se w16cid w16 w16cex w16sdtdh w16sdtfl w16du wp14">
   <w:comment w:id="1" w:author="MELISSA FERNANDA DUARTE MANZANO" w:date="2024-09-12T14:31:00Z" w:initials="MFDM">
     <w:p>
       <w:pPr>
@@ -968,15 +963,7 @@
         <w:annotationRef/>
       </w:r>
       <w:r>
-        <w:t xml:space="preserve">Cargo completo, en el caso de los </w:t>
-      </w:r>
-      <w:proofErr w:type="gramStart"/>
-      <w:r>
-        <w:t>Presidentes</w:t>
-      </w:r>
-      <w:proofErr w:type="gramEnd"/>
-      <w:r>
-        <w:t xml:space="preserve"> corroborar si es Constitucional, por ministerio de Ley, etc.</w:t>
+        <w:t>Cargo completo, en el caso de los Presidentes corroborar si es Constitucional, por ministerio de Ley, etc.</w:t>
       </w:r>
     </w:p>
   </w:comment>
@@ -1082,7 +1069,7 @@
 </file>
 
 <file path=word/commentsExtended.xml><?xml version="1.0" encoding="utf-8"?>
-<w15:commentsEx xmlns:wpc="http://schemas.microsoft.com/office/word/2010/wordprocessingCanvas" xmlns:cx="http://schemas.microsoft.com/office/drawing/2014/chartex" xmlns:cx1="http://schemas.microsoft.com/office/drawing/2015/9/8/chartex" xmlns:cx2="http://schemas.microsoft.com/office/drawing/2015/10/21/chartex" xmlns:cx3="http://schemas.microsoft.com/office/drawing/2016/5/9/chartex" xmlns:cx4="http://schemas.microsoft.com/office/drawing/2016/5/10/chartex" xmlns:cx5="http://schemas.microsoft.com/office/drawing/2016/5/11/chartex" xmlns:cx6="http://schemas.microsoft.com/office/drawing/2016/5/12/chartex" xmlns:cx7="http://schemas.microsoft.com/office/drawing/2016/5/13/chartex" xmlns:cx8="http://schemas.microsoft.com/office/drawing/2016/5/14/chartex" xmlns:mc="http://schemas.openxmlformats.org/markup-compatibility/2006" xmlns:aink="http://schemas.microsoft.com/office/drawing/2016/ink" xmlns:am3d="http://schemas.microsoft.com/office/drawing/2017/model3d" xmlns:o="urn:schemas-microsoft-com:office:office" xmlns:r="http://schemas.openxmlformats.org/officeDocument/2006/relationships" xmlns:m="http://schemas.openxmlformats.org/officeDocument/2006/math" xmlns:v="urn:schemas-microsoft-com:vml" xmlns:wp14="http://schemas.microsoft.com/office/word/2010/wordprocessingDrawing" xmlns:wp="http://schemas.openxmlformats.org/drawingml/2006/wordprocessingDrawing" xmlns:w10="urn:schemas-microsoft-com:office:word" xmlns:w="http://schemas.openxmlformats.org/wordprocessingml/2006/main" xmlns:w14="http://schemas.microsoft.com/office/word/2010/wordml" xmlns:w15="http://schemas.microsoft.com/office/word/2012/wordml" xmlns:w16cid="http://schemas.microsoft.com/office/word/2016/wordml/cid" xmlns:w16se="http://schemas.microsoft.com/office/word/2015/wordml/symex" xmlns:wpg="http://schemas.microsoft.com/office/word/2010/wordprocessingGroup" xmlns:wpi="http://schemas.microsoft.com/office/word/2010/wordprocessingInk" xmlns:wne="http://schemas.microsoft.com/office/word/2006/wordml" xmlns:wps="http://schemas.microsoft.com/office/word/2010/wordprocessingShape" mc:Ignorable="w14 w15 w16se w16cid wp14">
+<w15:commentsEx xmlns:wpc="http://schemas.microsoft.com/office/word/2010/wordprocessingCanvas" xmlns:cx="http://schemas.microsoft.com/office/drawing/2014/chartex" xmlns:cx1="http://schemas.microsoft.com/office/drawing/2015/9/8/chartex" xmlns:cx2="http://schemas.microsoft.com/office/drawing/2015/10/21/chartex" xmlns:cx3="http://schemas.microsoft.com/office/drawing/2016/5/9/chartex" xmlns:cx4="http://schemas.microsoft.com/office/drawing/2016/5/10/chartex" xmlns:cx5="http://schemas.microsoft.com/office/drawing/2016/5/11/chartex" xmlns:cx6="http://schemas.microsoft.com/office/drawing/2016/5/12/chartex" xmlns:cx7="http://schemas.microsoft.com/office/drawing/2016/5/13/chartex" xmlns:cx8="http://schemas.microsoft.com/office/drawing/2016/5/14/chartex" xmlns:mc="http://schemas.openxmlformats.org/markup-compatibility/2006" xmlns:aink="http://schemas.microsoft.com/office/drawing/2016/ink" xmlns:am3d="http://schemas.microsoft.com/office/drawing/2017/model3d" xmlns:o="urn:schemas-microsoft-com:office:office" xmlns:oel="http://schemas.microsoft.com/office/2019/extlst" xmlns:r="http://schemas.openxmlformats.org/officeDocument/2006/relationships" xmlns:m="http://schemas.openxmlformats.org/officeDocument/2006/math" xmlns:v="urn:schemas-microsoft-com:vml" xmlns:wp14="http://schemas.microsoft.com/office/word/2010/wordprocessingDrawing" xmlns:wp="http://schemas.openxmlformats.org/drawingml/2006/wordprocessingDrawing" xmlns:w10="urn:schemas-microsoft-com:office:word" xmlns:w="http://schemas.openxmlformats.org/wordprocessingml/2006/main" xmlns:w14="http://schemas.microsoft.com/office/word/2010/wordml" xmlns:w15="http://schemas.microsoft.com/office/word/2012/wordml" xmlns:w16cex="http://schemas.microsoft.com/office/word/2018/wordml/cex" xmlns:w16cid="http://schemas.microsoft.com/office/word/2016/wordml/cid" xmlns:w16="http://schemas.microsoft.com/office/word/2018/wordml" xmlns:w16du="http://schemas.microsoft.com/office/word/2023/wordml/word16du" xmlns:w16sdtdh="http://schemas.microsoft.com/office/word/2020/wordml/sdtdatahash" xmlns:w16sdtfl="http://schemas.microsoft.com/office/word/2024/wordml/sdtformatlock" xmlns:w16se="http://schemas.microsoft.com/office/word/2015/wordml/symex" xmlns:wpg="http://schemas.microsoft.com/office/word/2010/wordprocessingGroup" xmlns:wpi="http://schemas.microsoft.com/office/word/2010/wordprocessingInk" xmlns:wne="http://schemas.microsoft.com/office/word/2006/wordml" xmlns:wps="http://schemas.microsoft.com/office/word/2010/wordprocessingShape" mc:Ignorable="w14 w15 w16se w16cid w16 w16cex w16sdtdh w16sdtfl w16du wp14">
   <w15:commentEx w15:paraId="3F1D3367" w15:done="0"/>
   <w15:commentEx w15:paraId="5E49DDAB" w15:done="0"/>
   <w15:commentEx w15:paraId="52C9CE80" w15:done="0"/>
@@ -1094,7 +1081,7 @@
 </file>
 
 <file path=word/commentsIds.xml><?xml version="1.0" encoding="utf-8"?>
-<w16cid:commentsIds xmlns:wpc="http://schemas.microsoft.com/office/word/2010/wordprocessingCanvas" xmlns:cx="http://schemas.microsoft.com/office/drawing/2014/chartex" xmlns:cx1="http://schemas.microsoft.com/office/drawing/2015/9/8/chartex" xmlns:cx2="http://schemas.microsoft.com/office/drawing/2015/10/21/chartex" xmlns:cx3="http://schemas.microsoft.com/office/drawing/2016/5/9/chartex" xmlns:cx4="http://schemas.microsoft.com/office/drawing/2016/5/10/chartex" xmlns:cx5="http://schemas.microsoft.com/office/drawing/2016/5/11/chartex" xmlns:cx6="http://schemas.microsoft.com/office/drawing/2016/5/12/chartex" xmlns:cx7="http://schemas.microsoft.com/office/drawing/2016/5/13/chartex" xmlns:cx8="http://schemas.microsoft.com/office/drawing/2016/5/14/chartex" xmlns:mc="http://schemas.openxmlformats.org/markup-compatibility/2006" xmlns:aink="http://schemas.microsoft.com/office/drawing/2016/ink" xmlns:am3d="http://schemas.microsoft.com/office/drawing/2017/model3d" xmlns:o="urn:schemas-microsoft-com:office:office" xmlns:r="http://schemas.openxmlformats.org/officeDocument/2006/relationships" xmlns:m="http://schemas.openxmlformats.org/officeDocument/2006/math" xmlns:v="urn:schemas-microsoft-com:vml" xmlns:wp14="http://schemas.microsoft.com/office/word/2010/wordprocessingDrawing" xmlns:wp="http://schemas.openxmlformats.org/drawingml/2006/wordprocessingDrawing" xmlns:w10="urn:schemas-microsoft-com:office:word" xmlns:w="http://schemas.openxmlformats.org/wordprocessingml/2006/main" xmlns:w14="http://schemas.microsoft.com/office/word/2010/wordml" xmlns:w15="http://schemas.microsoft.com/office/word/2012/wordml" xmlns:w16cid="http://schemas.microsoft.com/office/word/2016/wordml/cid" xmlns:w16se="http://schemas.microsoft.com/office/word/2015/wordml/symex" xmlns:wpg="http://schemas.microsoft.com/office/word/2010/wordprocessingGroup" xmlns:wpi="http://schemas.microsoft.com/office/word/2010/wordprocessingInk" xmlns:wne="http://schemas.microsoft.com/office/word/2006/wordml" xmlns:wps="http://schemas.microsoft.com/office/word/2010/wordprocessingShape" mc:Ignorable="w14 w15 w16se w16cid wp14">
+<w16cid:commentsIds xmlns:wpc="http://schemas.microsoft.com/office/word/2010/wordprocessingCanvas" xmlns:cx="http://schemas.microsoft.com/office/drawing/2014/chartex" xmlns:cx1="http://schemas.microsoft.com/office/drawing/2015/9/8/chartex" xmlns:cx2="http://schemas.microsoft.com/office/drawing/2015/10/21/chartex" xmlns:cx3="http://schemas.microsoft.com/office/drawing/2016/5/9/chartex" xmlns:cx4="http://schemas.microsoft.com/office/drawing/2016/5/10/chartex" xmlns:cx5="http://schemas.microsoft.com/office/drawing/2016/5/11/chartex" xmlns:cx6="http://schemas.microsoft.com/office/drawing/2016/5/12/chartex" xmlns:cx7="http://schemas.microsoft.com/office/drawing/2016/5/13/chartex" xmlns:cx8="http://schemas.microsoft.com/office/drawing/2016/5/14/chartex" xmlns:mc="http://schemas.openxmlformats.org/markup-compatibility/2006" xmlns:aink="http://schemas.microsoft.com/office/drawing/2016/ink" xmlns:am3d="http://schemas.microsoft.com/office/drawing/2017/model3d" xmlns:o="urn:schemas-microsoft-com:office:office" xmlns:oel="http://schemas.microsoft.com/office/2019/extlst" xmlns:r="http://schemas.openxmlformats.org/officeDocument/2006/relationships" xmlns:m="http://schemas.openxmlformats.org/officeDocument/2006/math" xmlns:v="urn:schemas-microsoft-com:vml" xmlns:wp14="http://schemas.microsoft.com/office/word/2010/wordprocessingDrawing" xmlns:wp="http://schemas.openxmlformats.org/drawingml/2006/wordprocessingDrawing" xmlns:w10="urn:schemas-microsoft-com:office:word" xmlns:w="http://schemas.openxmlformats.org/wordprocessingml/2006/main" xmlns:w14="http://schemas.microsoft.com/office/word/2010/wordml" xmlns:w15="http://schemas.microsoft.com/office/word/2012/wordml" xmlns:w16cex="http://schemas.microsoft.com/office/word/2018/wordml/cex" xmlns:w16cid="http://schemas.microsoft.com/office/word/2016/wordml/cid" xmlns:w16="http://schemas.microsoft.com/office/word/2018/wordml" xmlns:w16du="http://schemas.microsoft.com/office/word/2023/wordml/word16du" xmlns:w16sdtdh="http://schemas.microsoft.com/office/word/2020/wordml/sdtdatahash" xmlns:w16sdtfl="http://schemas.microsoft.com/office/word/2024/wordml/sdtformatlock" xmlns:w16se="http://schemas.microsoft.com/office/word/2015/wordml/symex" xmlns:wpg="http://schemas.microsoft.com/office/word/2010/wordprocessingGroup" xmlns:wpi="http://schemas.microsoft.com/office/word/2010/wordprocessingInk" xmlns:wne="http://schemas.microsoft.com/office/word/2006/wordml" xmlns:wps="http://schemas.microsoft.com/office/word/2010/wordprocessingShape" mc:Ignorable="w14 w15 w16se w16cid w16 w16cex w16sdtdh w16sdtfl w16du wp14">
   <w16cid:commentId w16cid:paraId="3F1D3367" w16cid:durableId="2A8D79BD"/>
   <w16cid:commentId w16cid:paraId="5E49DDAB" w16cid:durableId="2641D326"/>
   <w16cid:commentId w16cid:paraId="52C9CE80" w16cid:durableId="2641D325"/>
@@ -1106,7 +1093,7 @@
 </file>
 
 <file path=word/endnotes.xml><?xml version="1.0" encoding="utf-8"?>
-<w:endnotes xmlns:wpc="http://schemas.microsoft.com/office/word/2010/wordprocessingCanvas" xmlns:cx="http://schemas.microsoft.com/office/drawing/2014/chartex" xmlns:cx1="http://schemas.microsoft.com/office/drawing/2015/9/8/chartex" xmlns:cx2="http://schemas.microsoft.com/office/drawing/2015/10/21/chartex" xmlns:cx3="http://schemas.microsoft.com/office/drawing/2016/5/9/chartex" xmlns:cx4="http://schemas.microsoft.com/office/drawing/2016/5/10/chartex" xmlns:cx5="http://schemas.microsoft.com/office/drawing/2016/5/11/chartex" xmlns:cx6="http://schemas.microsoft.com/office/drawing/2016/5/12/chartex" xmlns:cx7="http://schemas.microsoft.com/office/drawing/2016/5/13/chartex" xmlns:cx8="http://schemas.microsoft.com/office/drawing/2016/5/14/chartex" xmlns:mc="http://schemas.openxmlformats.org/markup-compatibility/2006" xmlns:aink="http://schemas.microsoft.com/office/drawing/2016/ink" xmlns:am3d="http://schemas.microsoft.com/office/drawing/2017/model3d" xmlns:o="urn:schemas-microsoft-com:office:office" xmlns:r="http://schemas.openxmlformats.org/officeDocument/2006/relationships" xmlns:m="http://schemas.openxmlformats.org/officeDocument/2006/math" xmlns:v="urn:schemas-microsoft-com:vml" xmlns:wp14="http://schemas.microsoft.com/office/word/2010/wordprocessingDrawing" xmlns:wp="http://schemas.openxmlformats.org/drawingml/2006/wordprocessingDrawing" xmlns:w10="urn:schemas-microsoft-com:office:word" xmlns:w="http://schemas.openxmlformats.org/wordprocessingml/2006/main" xmlns:w14="http://schemas.microsoft.com/office/word/2010/wordml" xmlns:w15="http://schemas.microsoft.com/office/word/2012/wordml" xmlns:w16cid="http://schemas.microsoft.com/office/word/2016/wordml/cid" xmlns:w16se="http://schemas.microsoft.com/office/word/2015/wordml/symex" xmlns:wpg="http://schemas.microsoft.com/office/word/2010/wordprocessingGroup" xmlns:wpi="http://schemas.microsoft.com/office/word/2010/wordprocessingInk" xmlns:wne="http://schemas.microsoft.com/office/word/2006/wordml" xmlns:wps="http://schemas.microsoft.com/office/word/2010/wordprocessingShape" mc:Ignorable="w14 w15 w16se w16cid wp14">
+<w:endnotes xmlns:wpc="http://schemas.microsoft.com/office/word/2010/wordprocessingCanvas" xmlns:cx="http://schemas.microsoft.com/office/drawing/2014/chartex" xmlns:cx1="http://schemas.microsoft.com/office/drawing/2015/9/8/chartex" xmlns:cx2="http://schemas.microsoft.com/office/drawing/2015/10/21/chartex" xmlns:cx3="http://schemas.microsoft.com/office/drawing/2016/5/9/chartex" xmlns:cx4="http://schemas.microsoft.com/office/drawing/2016/5/10/chartex" xmlns:cx5="http://schemas.microsoft.com/office/drawing/2016/5/11/chartex" xmlns:cx6="http://schemas.microsoft.com/office/drawing/2016/5/12/chartex" xmlns:cx7="http://schemas.microsoft.com/office/drawing/2016/5/13/chartex" xmlns:cx8="http://schemas.microsoft.com/office/drawing/2016/5/14/chartex" xmlns:mc="http://schemas.openxmlformats.org/markup-compatibility/2006" xmlns:aink="http://schemas.microsoft.com/office/drawing/2016/ink" xmlns:am3d="http://schemas.microsoft.com/office/drawing/2017/model3d" xmlns:o="urn:schemas-microsoft-com:office:office" xmlns:oel="http://schemas.microsoft.com/office/2019/extlst" xmlns:r="http://schemas.openxmlformats.org/officeDocument/2006/relationships" xmlns:m="http://schemas.openxmlformats.org/officeDocument/2006/math" xmlns:v="urn:schemas-microsoft-com:vml" xmlns:wp14="http://schemas.microsoft.com/office/word/2010/wordprocessingDrawing" xmlns:wp="http://schemas.openxmlformats.org/drawingml/2006/wordprocessingDrawing" xmlns:w10="urn:schemas-microsoft-com:office:word" xmlns:w="http://schemas.openxmlformats.org/wordprocessingml/2006/main" xmlns:w14="http://schemas.microsoft.com/office/word/2010/wordml" xmlns:w15="http://schemas.microsoft.com/office/word/2012/wordml" xmlns:w16cex="http://schemas.microsoft.com/office/word/2018/wordml/cex" xmlns:w16cid="http://schemas.microsoft.com/office/word/2016/wordml/cid" xmlns:w16="http://schemas.microsoft.com/office/word/2018/wordml" xmlns:w16du="http://schemas.microsoft.com/office/word/2023/wordml/word16du" xmlns:w16sdtdh="http://schemas.microsoft.com/office/word/2020/wordml/sdtdatahash" xmlns:w16sdtfl="http://schemas.microsoft.com/office/word/2024/wordml/sdtformatlock" xmlns:w16se="http://schemas.microsoft.com/office/word/2015/wordml/symex" xmlns:wpg="http://schemas.microsoft.com/office/word/2010/wordprocessingGroup" xmlns:wpi="http://schemas.microsoft.com/office/word/2010/wordprocessingInk" xmlns:wne="http://schemas.microsoft.com/office/word/2006/wordml" xmlns:wps="http://schemas.microsoft.com/office/word/2010/wordprocessingShape" mc:Ignorable="w14 w15 w16se w16cid w16 w16cex w16sdtdh w16sdtfl w16du wp14">
   <w:endnote w:type="separator" w:id="-1">
     <w:p>
       <w:pPr>
@@ -1131,17 +1118,7 @@
 </file>
 
 <file path=word/footer1.xml><?xml version="1.0" encoding="utf-8"?>
-<w:ftr xmlns:wpc="http://schemas.microsoft.com/office/word/2010/wordprocessingCanvas" xmlns:cx="http://schemas.microsoft.com/office/drawing/2014/chartex" xmlns:cx1="http://schemas.microsoft.com/office/drawing/2015/9/8/chartex" xmlns:cx2="http://schemas.microsoft.com/office/drawing/2015/10/21/chartex" xmlns:cx3="http://schemas.microsoft.com/office/drawing/2016/5/9/chartex" xmlns:cx4="http://schemas.microsoft.com/office/drawing/2016/5/10/chartex" xmlns:cx5="http://schemas.microsoft.com/office/drawing/2016/5/11/chartex" xmlns:cx6="http://schemas.microsoft.com/office/drawing/2016/5/12/chartex" xmlns:cx7="http://schemas.microsoft.com/office/drawing/2016/5/13/chartex" xmlns:cx8="http://schemas.microsoft.com/office/drawing/2016/5/14/chartex" xmlns:mc="http://schemas.openxmlformats.org/markup-compatibility/2006" xmlns:aink="http://schemas.microsoft.com/office/drawing/2016/ink" xmlns:am3d="http://schemas.microsoft.com/office/drawing/2017/model3d" xmlns:o="urn:schemas-microsoft-com:office:office" xmlns:r="http://schemas.openxmlformats.org/officeDocument/2006/relationships" xmlns:m="http://schemas.openxmlformats.org/officeDocument/2006/math" xmlns:v="urn:schemas-microsoft-com:vml" xmlns:wp14="http://schemas.microsoft.com/office/word/2010/wordprocessingDrawing" xmlns:wp="http://schemas.openxmlformats.org/drawingml/2006/wordprocessingDrawing" xmlns:w10="urn:schemas-microsoft-com:office:word" xmlns:w="http://schemas.openxmlformats.org/wordprocessingml/2006/main" xmlns:w14="http://schemas.microsoft.com/office/word/2010/wordml" xmlns:w15="http://schemas.microsoft.com/office/word/2012/wordml" xmlns:w16cid="http://schemas.microsoft.com/office/word/2016/wordml/cid" xmlns:w16se="http://schemas.microsoft.com/office/word/2015/wordml/symex" xmlns:wpg="http://schemas.microsoft.com/office/word/2010/wordprocessingGroup" xmlns:wpi="http://schemas.microsoft.com/office/word/2010/wordprocessingInk" xmlns:wne="http://schemas.microsoft.com/office/word/2006/wordml" xmlns:wps="http://schemas.microsoft.com/office/word/2010/wordprocessingShape" mc:Ignorable="w14 w15 w16se w16cid wp14">
-  <w:p>
-    <w:pPr>
-      <w:pStyle w:val="Piedepgina"/>
-    </w:pPr>
-  </w:p>
-</w:ftr>
-</file>
-
-<file path=word/footer2.xml><?xml version="1.0" encoding="utf-8"?>
-<w:ftr xmlns:wpc="http://schemas.microsoft.com/office/word/2010/wordprocessingCanvas" xmlns:cx="http://schemas.microsoft.com/office/drawing/2014/chartex" xmlns:cx1="http://schemas.microsoft.com/office/drawing/2015/9/8/chartex" xmlns:cx2="http://schemas.microsoft.com/office/drawing/2015/10/21/chartex" xmlns:cx3="http://schemas.microsoft.com/office/drawing/2016/5/9/chartex" xmlns:cx4="http://schemas.microsoft.com/office/drawing/2016/5/10/chartex" xmlns:cx5="http://schemas.microsoft.com/office/drawing/2016/5/11/chartex" xmlns:cx6="http://schemas.microsoft.com/office/drawing/2016/5/12/chartex" xmlns:cx7="http://schemas.microsoft.com/office/drawing/2016/5/13/chartex" xmlns:cx8="http://schemas.microsoft.com/office/drawing/2016/5/14/chartex" xmlns:mc="http://schemas.openxmlformats.org/markup-compatibility/2006" xmlns:aink="http://schemas.microsoft.com/office/drawing/2016/ink" xmlns:am3d="http://schemas.microsoft.com/office/drawing/2017/model3d" xmlns:o="urn:schemas-microsoft-com:office:office" xmlns:r="http://schemas.openxmlformats.org/officeDocument/2006/relationships" xmlns:m="http://schemas.openxmlformats.org/officeDocument/2006/math" xmlns:v="urn:schemas-microsoft-com:vml" xmlns:wp14="http://schemas.microsoft.com/office/word/2010/wordprocessingDrawing" xmlns:wp="http://schemas.openxmlformats.org/drawingml/2006/wordprocessingDrawing" xmlns:w10="urn:schemas-microsoft-com:office:word" xmlns:w="http://schemas.openxmlformats.org/wordprocessingml/2006/main" xmlns:w14="http://schemas.microsoft.com/office/word/2010/wordml" xmlns:w15="http://schemas.microsoft.com/office/word/2012/wordml" xmlns:w16cid="http://schemas.microsoft.com/office/word/2016/wordml/cid" xmlns:w16se="http://schemas.microsoft.com/office/word/2015/wordml/symex" xmlns:wpg="http://schemas.microsoft.com/office/word/2010/wordprocessingGroup" xmlns:wpi="http://schemas.microsoft.com/office/word/2010/wordprocessingInk" xmlns:wne="http://schemas.microsoft.com/office/word/2006/wordml" xmlns:wps="http://schemas.microsoft.com/office/word/2010/wordprocessingShape" mc:Ignorable="w14 w15 w16se w16cid wp14">
+<w:ftr xmlns:wpc="http://schemas.microsoft.com/office/word/2010/wordprocessingCanvas" xmlns:cx="http://schemas.microsoft.com/office/drawing/2014/chartex" xmlns:cx1="http://schemas.microsoft.com/office/drawing/2015/9/8/chartex" xmlns:cx2="http://schemas.microsoft.com/office/drawing/2015/10/21/chartex" xmlns:cx3="http://schemas.microsoft.com/office/drawing/2016/5/9/chartex" xmlns:cx4="http://schemas.microsoft.com/office/drawing/2016/5/10/chartex" xmlns:cx5="http://schemas.microsoft.com/office/drawing/2016/5/11/chartex" xmlns:cx6="http://schemas.microsoft.com/office/drawing/2016/5/12/chartex" xmlns:cx7="http://schemas.microsoft.com/office/drawing/2016/5/13/chartex" xmlns:cx8="http://schemas.microsoft.com/office/drawing/2016/5/14/chartex" xmlns:mc="http://schemas.openxmlformats.org/markup-compatibility/2006" xmlns:aink="http://schemas.microsoft.com/office/drawing/2016/ink" xmlns:am3d="http://schemas.microsoft.com/office/drawing/2017/model3d" xmlns:o="urn:schemas-microsoft-com:office:office" xmlns:oel="http://schemas.microsoft.com/office/2019/extlst" xmlns:r="http://schemas.openxmlformats.org/officeDocument/2006/relationships" xmlns:m="http://schemas.openxmlformats.org/officeDocument/2006/math" xmlns:v="urn:schemas-microsoft-com:vml" xmlns:wp14="http://schemas.microsoft.com/office/word/2010/wordprocessingDrawing" xmlns:wp="http://schemas.openxmlformats.org/drawingml/2006/wordprocessingDrawing" xmlns:w10="urn:schemas-microsoft-com:office:word" xmlns:w="http://schemas.openxmlformats.org/wordprocessingml/2006/main" xmlns:w14="http://schemas.microsoft.com/office/word/2010/wordml" xmlns:w15="http://schemas.microsoft.com/office/word/2012/wordml" xmlns:w16cex="http://schemas.microsoft.com/office/word/2018/wordml/cex" xmlns:w16cid="http://schemas.microsoft.com/office/word/2016/wordml/cid" xmlns:w16="http://schemas.microsoft.com/office/word/2018/wordml" xmlns:w16du="http://schemas.microsoft.com/office/word/2023/wordml/word16du" xmlns:w16sdtdh="http://schemas.microsoft.com/office/word/2020/wordml/sdtdatahash" xmlns:w16sdtfl="http://schemas.microsoft.com/office/word/2024/wordml/sdtformatlock" xmlns:w16se="http://schemas.microsoft.com/office/word/2015/wordml/symex" xmlns:wpg="http://schemas.microsoft.com/office/word/2010/wordprocessingGroup" xmlns:wpi="http://schemas.microsoft.com/office/word/2010/wordprocessingInk" xmlns:wne="http://schemas.microsoft.com/office/word/2006/wordml" xmlns:wps="http://schemas.microsoft.com/office/word/2010/wordprocessingShape" mc:Ignorable="w14 w15 w16se w16cid w16 w16cex w16sdtdh w16sdtfl w16du wp14">
   <w:tbl>
     <w:tblPr>
       <w:tblStyle w:val="Tablaconcuadrcula"/>
@@ -1552,7 +1529,6 @@
               <w:docPartUnique/>
             </w:docPartObj>
           </w:sdtPr>
-          <w:sdtEndPr/>
           <w:sdtContent>
             <w:p>
               <w:pPr>
@@ -1728,18 +1704,8 @@
 </w:ftr>
 </file>
 
-<file path=word/footer3.xml><?xml version="1.0" encoding="utf-8"?>
-<w:ftr xmlns:wpc="http://schemas.microsoft.com/office/word/2010/wordprocessingCanvas" xmlns:cx="http://schemas.microsoft.com/office/drawing/2014/chartex" xmlns:cx1="http://schemas.microsoft.com/office/drawing/2015/9/8/chartex" xmlns:cx2="http://schemas.microsoft.com/office/drawing/2015/10/21/chartex" xmlns:cx3="http://schemas.microsoft.com/office/drawing/2016/5/9/chartex" xmlns:cx4="http://schemas.microsoft.com/office/drawing/2016/5/10/chartex" xmlns:cx5="http://schemas.microsoft.com/office/drawing/2016/5/11/chartex" xmlns:cx6="http://schemas.microsoft.com/office/drawing/2016/5/12/chartex" xmlns:cx7="http://schemas.microsoft.com/office/drawing/2016/5/13/chartex" xmlns:cx8="http://schemas.microsoft.com/office/drawing/2016/5/14/chartex" xmlns:mc="http://schemas.openxmlformats.org/markup-compatibility/2006" xmlns:aink="http://schemas.microsoft.com/office/drawing/2016/ink" xmlns:am3d="http://schemas.microsoft.com/office/drawing/2017/model3d" xmlns:o="urn:schemas-microsoft-com:office:office" xmlns:r="http://schemas.openxmlformats.org/officeDocument/2006/relationships" xmlns:m="http://schemas.openxmlformats.org/officeDocument/2006/math" xmlns:v="urn:schemas-microsoft-com:vml" xmlns:wp14="http://schemas.microsoft.com/office/word/2010/wordprocessingDrawing" xmlns:wp="http://schemas.openxmlformats.org/drawingml/2006/wordprocessingDrawing" xmlns:w10="urn:schemas-microsoft-com:office:word" xmlns:w="http://schemas.openxmlformats.org/wordprocessingml/2006/main" xmlns:w14="http://schemas.microsoft.com/office/word/2010/wordml" xmlns:w15="http://schemas.microsoft.com/office/word/2012/wordml" xmlns:w16cid="http://schemas.microsoft.com/office/word/2016/wordml/cid" xmlns:w16se="http://schemas.microsoft.com/office/word/2015/wordml/symex" xmlns:wpg="http://schemas.microsoft.com/office/word/2010/wordprocessingGroup" xmlns:wpi="http://schemas.microsoft.com/office/word/2010/wordprocessingInk" xmlns:wne="http://schemas.microsoft.com/office/word/2006/wordml" xmlns:wps="http://schemas.microsoft.com/office/word/2010/wordprocessingShape" mc:Ignorable="w14 w15 w16se w16cid wp14">
-  <w:p>
-    <w:pPr>
-      <w:pStyle w:val="Piedepgina"/>
-    </w:pPr>
-  </w:p>
-</w:ftr>
-</file>
-
 <file path=word/footnotes.xml><?xml version="1.0" encoding="utf-8"?>
-<w:footnotes xmlns:wpc="http://schemas.microsoft.com/office/word/2010/wordprocessingCanvas" xmlns:cx="http://schemas.microsoft.com/office/drawing/2014/chartex" xmlns:cx1="http://schemas.microsoft.com/office/drawing/2015/9/8/chartex" xmlns:cx2="http://schemas.microsoft.com/office/drawing/2015/10/21/chartex" xmlns:cx3="http://schemas.microsoft.com/office/drawing/2016/5/9/chartex" xmlns:cx4="http://schemas.microsoft.com/office/drawing/2016/5/10/chartex" xmlns:cx5="http://schemas.microsoft.com/office/drawing/2016/5/11/chartex" xmlns:cx6="http://schemas.microsoft.com/office/drawing/2016/5/12/chartex" xmlns:cx7="http://schemas.microsoft.com/office/drawing/2016/5/13/chartex" xmlns:cx8="http://schemas.microsoft.com/office/drawing/2016/5/14/chartex" xmlns:mc="http://schemas.openxmlformats.org/markup-compatibility/2006" xmlns:aink="http://schemas.microsoft.com/office/drawing/2016/ink" xmlns:am3d="http://schemas.microsoft.com/office/drawing/2017/model3d" xmlns:o="urn:schemas-microsoft-com:office:office" xmlns:r="http://schemas.openxmlformats.org/officeDocument/2006/relationships" xmlns:m="http://schemas.openxmlformats.org/officeDocument/2006/math" xmlns:v="urn:schemas-microsoft-com:vml" xmlns:wp14="http://schemas.microsoft.com/office/word/2010/wordprocessingDrawing" xmlns:wp="http://schemas.openxmlformats.org/drawingml/2006/wordprocessingDrawing" xmlns:w10="urn:schemas-microsoft-com:office:word" xmlns:w="http://schemas.openxmlformats.org/wordprocessingml/2006/main" xmlns:w14="http://schemas.microsoft.com/office/word/2010/wordml" xmlns:w15="http://schemas.microsoft.com/office/word/2012/wordml" xmlns:w16cid="http://schemas.microsoft.com/office/word/2016/wordml/cid" xmlns:w16se="http://schemas.microsoft.com/office/word/2015/wordml/symex" xmlns:wpg="http://schemas.microsoft.com/office/word/2010/wordprocessingGroup" xmlns:wpi="http://schemas.microsoft.com/office/word/2010/wordprocessingInk" xmlns:wne="http://schemas.microsoft.com/office/word/2006/wordml" xmlns:wps="http://schemas.microsoft.com/office/word/2010/wordprocessingShape" mc:Ignorable="w14 w15 w16se w16cid wp14">
+<w:footnotes xmlns:wpc="http://schemas.microsoft.com/office/word/2010/wordprocessingCanvas" xmlns:cx="http://schemas.microsoft.com/office/drawing/2014/chartex" xmlns:cx1="http://schemas.microsoft.com/office/drawing/2015/9/8/chartex" xmlns:cx2="http://schemas.microsoft.com/office/drawing/2015/10/21/chartex" xmlns:cx3="http://schemas.microsoft.com/office/drawing/2016/5/9/chartex" xmlns:cx4="http://schemas.microsoft.com/office/drawing/2016/5/10/chartex" xmlns:cx5="http://schemas.microsoft.com/office/drawing/2016/5/11/chartex" xmlns:cx6="http://schemas.microsoft.com/office/drawing/2016/5/12/chartex" xmlns:cx7="http://schemas.microsoft.com/office/drawing/2016/5/13/chartex" xmlns:cx8="http://schemas.microsoft.com/office/drawing/2016/5/14/chartex" xmlns:mc="http://schemas.openxmlformats.org/markup-compatibility/2006" xmlns:aink="http://schemas.microsoft.com/office/drawing/2016/ink" xmlns:am3d="http://schemas.microsoft.com/office/drawing/2017/model3d" xmlns:o="urn:schemas-microsoft-com:office:office" xmlns:oel="http://schemas.microsoft.com/office/2019/extlst" xmlns:r="http://schemas.openxmlformats.org/officeDocument/2006/relationships" xmlns:m="http://schemas.openxmlformats.org/officeDocument/2006/math" xmlns:v="urn:schemas-microsoft-com:vml" xmlns:wp14="http://schemas.microsoft.com/office/word/2010/wordprocessingDrawing" xmlns:wp="http://schemas.openxmlformats.org/drawingml/2006/wordprocessingDrawing" xmlns:w10="urn:schemas-microsoft-com:office:word" xmlns:w="http://schemas.openxmlformats.org/wordprocessingml/2006/main" xmlns:w14="http://schemas.microsoft.com/office/word/2010/wordml" xmlns:w15="http://schemas.microsoft.com/office/word/2012/wordml" xmlns:w16cex="http://schemas.microsoft.com/office/word/2018/wordml/cex" xmlns:w16cid="http://schemas.microsoft.com/office/word/2016/wordml/cid" xmlns:w16="http://schemas.microsoft.com/office/word/2018/wordml" xmlns:w16du="http://schemas.microsoft.com/office/word/2023/wordml/word16du" xmlns:w16sdtdh="http://schemas.microsoft.com/office/word/2020/wordml/sdtdatahash" xmlns:w16sdtfl="http://schemas.microsoft.com/office/word/2024/wordml/sdtformatlock" xmlns:w16se="http://schemas.microsoft.com/office/word/2015/wordml/symex" xmlns:wpg="http://schemas.microsoft.com/office/word/2010/wordprocessingGroup" xmlns:wpi="http://schemas.microsoft.com/office/word/2010/wordprocessingInk" xmlns:wne="http://schemas.microsoft.com/office/word/2006/wordml" xmlns:wps="http://schemas.microsoft.com/office/word/2010/wordprocessingShape" mc:Ignorable="w14 w15 w16se w16cid w16 w16cex w16sdtdh w16sdtfl w16du wp14">
   <w:footnote w:type="separator" w:id="-1">
     <w:p>
       <w:pPr>
@@ -1764,17 +1730,7 @@
 </file>
 
 <file path=word/header1.xml><?xml version="1.0" encoding="utf-8"?>
-<w:hdr xmlns:wpc="http://schemas.microsoft.com/office/word/2010/wordprocessingCanvas" xmlns:cx="http://schemas.microsoft.com/office/drawing/2014/chartex" xmlns:cx1="http://schemas.microsoft.com/office/drawing/2015/9/8/chartex" xmlns:cx2="http://schemas.microsoft.com/office/drawing/2015/10/21/chartex" xmlns:cx3="http://schemas.microsoft.com/office/drawing/2016/5/9/chartex" xmlns:cx4="http://schemas.microsoft.com/office/drawing/2016/5/10/chartex" xmlns:cx5="http://schemas.microsoft.com/office/drawing/2016/5/11/chartex" xmlns:cx6="http://schemas.microsoft.com/office/drawing/2016/5/12/chartex" xmlns:cx7="http://schemas.microsoft.com/office/drawing/2016/5/13/chartex" xmlns:cx8="http://schemas.microsoft.com/office/drawing/2016/5/14/chartex" xmlns:mc="http://schemas.openxmlformats.org/markup-compatibility/2006" xmlns:aink="http://schemas.microsoft.com/office/drawing/2016/ink" xmlns:am3d="http://schemas.microsoft.com/office/drawing/2017/model3d" xmlns:o="urn:schemas-microsoft-com:office:office" xmlns:r="http://schemas.openxmlformats.org/officeDocument/2006/relationships" xmlns:m="http://schemas.openxmlformats.org/officeDocument/2006/math" xmlns:v="urn:schemas-microsoft-com:vml" xmlns:wp14="http://schemas.microsoft.com/office/word/2010/wordprocessingDrawing" xmlns:wp="http://schemas.openxmlformats.org/drawingml/2006/wordprocessingDrawing" xmlns:w10="urn:schemas-microsoft-com:office:word" xmlns:w="http://schemas.openxmlformats.org/wordprocessingml/2006/main" xmlns:w14="http://schemas.microsoft.com/office/word/2010/wordml" xmlns:w15="http://schemas.microsoft.com/office/word/2012/wordml" xmlns:w16cid="http://schemas.microsoft.com/office/word/2016/wordml/cid" xmlns:w16se="http://schemas.microsoft.com/office/word/2015/wordml/symex" xmlns:wpg="http://schemas.microsoft.com/office/word/2010/wordprocessingGroup" xmlns:wpi="http://schemas.microsoft.com/office/word/2010/wordprocessingInk" xmlns:wne="http://schemas.microsoft.com/office/word/2006/wordml" xmlns:wps="http://schemas.microsoft.com/office/word/2010/wordprocessingShape" mc:Ignorable="w14 w15 w16se w16cid wp14">
-  <w:p>
-    <w:pPr>
-      <w:pStyle w:val="Encabezado"/>
-    </w:pPr>
-  </w:p>
-</w:hdr>
-</file>
-
-<file path=word/header2.xml><?xml version="1.0" encoding="utf-8"?>
-<w:hdr xmlns:wpc="http://schemas.microsoft.com/office/word/2010/wordprocessingCanvas" xmlns:cx="http://schemas.microsoft.com/office/drawing/2014/chartex" xmlns:cx1="http://schemas.microsoft.com/office/drawing/2015/9/8/chartex" xmlns:cx2="http://schemas.microsoft.com/office/drawing/2015/10/21/chartex" xmlns:cx3="http://schemas.microsoft.com/office/drawing/2016/5/9/chartex" xmlns:cx4="http://schemas.microsoft.com/office/drawing/2016/5/10/chartex" xmlns:cx5="http://schemas.microsoft.com/office/drawing/2016/5/11/chartex" xmlns:cx6="http://schemas.microsoft.com/office/drawing/2016/5/12/chartex" xmlns:cx7="http://schemas.microsoft.com/office/drawing/2016/5/13/chartex" xmlns:cx8="http://schemas.microsoft.com/office/drawing/2016/5/14/chartex" xmlns:mc="http://schemas.openxmlformats.org/markup-compatibility/2006" xmlns:aink="http://schemas.microsoft.com/office/drawing/2016/ink" xmlns:am3d="http://schemas.microsoft.com/office/drawing/2017/model3d" xmlns:o="urn:schemas-microsoft-com:office:office" xmlns:r="http://schemas.openxmlformats.org/officeDocument/2006/relationships" xmlns:m="http://schemas.openxmlformats.org/officeDocument/2006/math" xmlns:v="urn:schemas-microsoft-com:vml" xmlns:wp14="http://schemas.microsoft.com/office/word/2010/wordprocessingDrawing" xmlns:wp="http://schemas.openxmlformats.org/drawingml/2006/wordprocessingDrawing" xmlns:w10="urn:schemas-microsoft-com:office:word" xmlns:w="http://schemas.openxmlformats.org/wordprocessingml/2006/main" xmlns:w14="http://schemas.microsoft.com/office/word/2010/wordml" xmlns:w15="http://schemas.microsoft.com/office/word/2012/wordml" xmlns:w16cid="http://schemas.microsoft.com/office/word/2016/wordml/cid" xmlns:w16se="http://schemas.microsoft.com/office/word/2015/wordml/symex" xmlns:wpg="http://schemas.microsoft.com/office/word/2010/wordprocessingGroup" xmlns:wpi="http://schemas.microsoft.com/office/word/2010/wordprocessingInk" xmlns:wne="http://schemas.microsoft.com/office/word/2006/wordml" xmlns:wps="http://schemas.microsoft.com/office/word/2010/wordprocessingShape" mc:Ignorable="w14 w15 w16se w16cid wp14">
+<w:hdr xmlns:wpc="http://schemas.microsoft.com/office/word/2010/wordprocessingCanvas" xmlns:cx="http://schemas.microsoft.com/office/drawing/2014/chartex" xmlns:cx1="http://schemas.microsoft.com/office/drawing/2015/9/8/chartex" xmlns:cx2="http://schemas.microsoft.com/office/drawing/2015/10/21/chartex" xmlns:cx3="http://schemas.microsoft.com/office/drawing/2016/5/9/chartex" xmlns:cx4="http://schemas.microsoft.com/office/drawing/2016/5/10/chartex" xmlns:cx5="http://schemas.microsoft.com/office/drawing/2016/5/11/chartex" xmlns:cx6="http://schemas.microsoft.com/office/drawing/2016/5/12/chartex" xmlns:cx7="http://schemas.microsoft.com/office/drawing/2016/5/13/chartex" xmlns:cx8="http://schemas.microsoft.com/office/drawing/2016/5/14/chartex" xmlns:mc="http://schemas.openxmlformats.org/markup-compatibility/2006" xmlns:aink="http://schemas.microsoft.com/office/drawing/2016/ink" xmlns:am3d="http://schemas.microsoft.com/office/drawing/2017/model3d" xmlns:o="urn:schemas-microsoft-com:office:office" xmlns:oel="http://schemas.microsoft.com/office/2019/extlst" xmlns:r="http://schemas.openxmlformats.org/officeDocument/2006/relationships" xmlns:m="http://schemas.openxmlformats.org/officeDocument/2006/math" xmlns:v="urn:schemas-microsoft-com:vml" xmlns:wp14="http://schemas.microsoft.com/office/word/2010/wordprocessingDrawing" xmlns:wp="http://schemas.openxmlformats.org/drawingml/2006/wordprocessingDrawing" xmlns:w10="urn:schemas-microsoft-com:office:word" xmlns:w="http://schemas.openxmlformats.org/wordprocessingml/2006/main" xmlns:w14="http://schemas.microsoft.com/office/word/2010/wordml" xmlns:w15="http://schemas.microsoft.com/office/word/2012/wordml" xmlns:w16cex="http://schemas.microsoft.com/office/word/2018/wordml/cex" xmlns:w16cid="http://schemas.microsoft.com/office/word/2016/wordml/cid" xmlns:w16="http://schemas.microsoft.com/office/word/2018/wordml" xmlns:w16du="http://schemas.microsoft.com/office/word/2023/wordml/word16du" xmlns:w16sdtdh="http://schemas.microsoft.com/office/word/2020/wordml/sdtdatahash" xmlns:w16sdtfl="http://schemas.microsoft.com/office/word/2024/wordml/sdtformatlock" xmlns:w16se="http://schemas.microsoft.com/office/word/2015/wordml/symex" xmlns:wpg="http://schemas.microsoft.com/office/word/2010/wordprocessingGroup" xmlns:wpi="http://schemas.microsoft.com/office/word/2010/wordprocessingInk" xmlns:wne="http://schemas.microsoft.com/office/word/2006/wordml" xmlns:wps="http://schemas.microsoft.com/office/word/2010/wordprocessingShape" mc:Ignorable="w14 w15 w16se w16cid w16 w16cex w16sdtdh w16sdtfl w16du wp14">
   <w:tbl>
     <w:tblPr>
       <w:tblStyle w:val="Tablaconcuadrcula"/>
@@ -1895,27 +1851,27 @@
               <w:sz w:val="16"/>
               <w:szCs w:val="16"/>
             </w:rPr>
-            <w:t>“2025. Bicentenario de la vida municipal en el Estado de México</w:t>
+            <w:t>“</w:t>
           </w:r>
           <w:r>
             <w:rPr>
-              <w:rFonts w:ascii="Regesto Grotesk" w:hAnsi="Regesto Grotesk"/>
+              <w:rFonts w:ascii="Athelas" w:hAnsi="Athelas"/>
               <w:b/>
               <w:spacing w:val="-4"/>
               <w:sz w:val="16"/>
               <w:szCs w:val="16"/>
             </w:rPr>
-            <w:t>”</w:t>
+            <w:t>2026. Año del Humanismo Mexicano en el Estado de México</w:t>
           </w:r>
           <w:r>
             <w:rPr>
-              <w:rFonts w:ascii="Regesto Grotesk" w:hAnsi="Regesto Grotesk"/>
+              <w:rFonts w:ascii="Athelas" w:hAnsi="Athelas"/>
               <w:b/>
               <w:spacing w:val="-4"/>
               <w:sz w:val="16"/>
               <w:szCs w:val="16"/>
             </w:rPr>
-            <w:t>.</w:t>
+            <w:t>”.</w:t>
           </w:r>
         </w:p>
         <w:p>
@@ -2328,8 +2284,6 @@
             </w:rPr>
             <w:t>}</w:t>
           </w:r>
-          <w:bookmarkStart w:id="12" w:name="_GoBack"/>
-          <w:bookmarkEnd w:id="12"/>
         </w:p>
       </w:tc>
     </w:tr>
@@ -2375,18 +2329,8 @@
 </w:hdr>
 </file>
 
-<file path=word/header3.xml><?xml version="1.0" encoding="utf-8"?>
-<w:hdr xmlns:wpc="http://schemas.microsoft.com/office/word/2010/wordprocessingCanvas" xmlns:cx="http://schemas.microsoft.com/office/drawing/2014/chartex" xmlns:cx1="http://schemas.microsoft.com/office/drawing/2015/9/8/chartex" xmlns:cx2="http://schemas.microsoft.com/office/drawing/2015/10/21/chartex" xmlns:cx3="http://schemas.microsoft.com/office/drawing/2016/5/9/chartex" xmlns:cx4="http://schemas.microsoft.com/office/drawing/2016/5/10/chartex" xmlns:cx5="http://schemas.microsoft.com/office/drawing/2016/5/11/chartex" xmlns:cx6="http://schemas.microsoft.com/office/drawing/2016/5/12/chartex" xmlns:cx7="http://schemas.microsoft.com/office/drawing/2016/5/13/chartex" xmlns:cx8="http://schemas.microsoft.com/office/drawing/2016/5/14/chartex" xmlns:mc="http://schemas.openxmlformats.org/markup-compatibility/2006" xmlns:aink="http://schemas.microsoft.com/office/drawing/2016/ink" xmlns:am3d="http://schemas.microsoft.com/office/drawing/2017/model3d" xmlns:o="urn:schemas-microsoft-com:office:office" xmlns:r="http://schemas.openxmlformats.org/officeDocument/2006/relationships" xmlns:m="http://schemas.openxmlformats.org/officeDocument/2006/math" xmlns:v="urn:schemas-microsoft-com:vml" xmlns:wp14="http://schemas.microsoft.com/office/word/2010/wordprocessingDrawing" xmlns:wp="http://schemas.openxmlformats.org/drawingml/2006/wordprocessingDrawing" xmlns:w10="urn:schemas-microsoft-com:office:word" xmlns:w="http://schemas.openxmlformats.org/wordprocessingml/2006/main" xmlns:w14="http://schemas.microsoft.com/office/word/2010/wordml" xmlns:w15="http://schemas.microsoft.com/office/word/2012/wordml" xmlns:w16cid="http://schemas.microsoft.com/office/word/2016/wordml/cid" xmlns:w16se="http://schemas.microsoft.com/office/word/2015/wordml/symex" xmlns:wpg="http://schemas.microsoft.com/office/word/2010/wordprocessingGroup" xmlns:wpi="http://schemas.microsoft.com/office/word/2010/wordprocessingInk" xmlns:wne="http://schemas.microsoft.com/office/word/2006/wordml" xmlns:wps="http://schemas.microsoft.com/office/word/2010/wordprocessingShape" mc:Ignorable="w14 w15 w16se w16cid wp14">
-  <w:p>
-    <w:pPr>
-      <w:pStyle w:val="Encabezado"/>
-    </w:pPr>
-  </w:p>
-</w:hdr>
-</file>
-
 <file path=word/numbering.xml><?xml version="1.0" encoding="utf-8"?>
-<w:numbering xmlns:wpc="http://schemas.microsoft.com/office/word/2010/wordprocessingCanvas" xmlns:cx="http://schemas.microsoft.com/office/drawing/2014/chartex" xmlns:cx1="http://schemas.microsoft.com/office/drawing/2015/9/8/chartex" xmlns:cx2="http://schemas.microsoft.com/office/drawing/2015/10/21/chartex" xmlns:cx3="http://schemas.microsoft.com/office/drawing/2016/5/9/chartex" xmlns:cx4="http://schemas.microsoft.com/office/drawing/2016/5/10/chartex" xmlns:cx5="http://schemas.microsoft.com/office/drawing/2016/5/11/chartex" xmlns:cx6="http://schemas.microsoft.com/office/drawing/2016/5/12/chartex" xmlns:cx7="http://schemas.microsoft.com/office/drawing/2016/5/13/chartex" xmlns:cx8="http://schemas.microsoft.com/office/drawing/2016/5/14/chartex" xmlns:mc="http://schemas.openxmlformats.org/markup-compatibility/2006" xmlns:aink="http://schemas.microsoft.com/office/drawing/2016/ink" xmlns:am3d="http://schemas.microsoft.com/office/drawing/2017/model3d" xmlns:o="urn:schemas-microsoft-com:office:office" xmlns:r="http://schemas.openxmlformats.org/officeDocument/2006/relationships" xmlns:m="http://schemas.openxmlformats.org/officeDocument/2006/math" xmlns:v="urn:schemas-microsoft-com:vml" xmlns:wp14="http://schemas.microsoft.com/office/word/2010/wordprocessingDrawing" xmlns:wp="http://schemas.openxmlformats.org/drawingml/2006/wordprocessingDrawing" xmlns:w10="urn:schemas-microsoft-com:office:word" xmlns:w="http://schemas.openxmlformats.org/wordprocessingml/2006/main" xmlns:w14="http://schemas.microsoft.com/office/word/2010/wordml" xmlns:w15="http://schemas.microsoft.com/office/word/2012/wordml" xmlns:w16cid="http://schemas.microsoft.com/office/word/2016/wordml/cid" xmlns:w16se="http://schemas.microsoft.com/office/word/2015/wordml/symex" xmlns:wpg="http://schemas.microsoft.com/office/word/2010/wordprocessingGroup" xmlns:wpi="http://schemas.microsoft.com/office/word/2010/wordprocessingInk" xmlns:wne="http://schemas.microsoft.com/office/word/2006/wordml" xmlns:wps="http://schemas.microsoft.com/office/word/2010/wordprocessingShape" mc:Ignorable="w14 w15 w16se w16cid wp14">
+<w:numbering xmlns:wpc="http://schemas.microsoft.com/office/word/2010/wordprocessingCanvas" xmlns:cx="http://schemas.microsoft.com/office/drawing/2014/chartex" xmlns:cx1="http://schemas.microsoft.com/office/drawing/2015/9/8/chartex" xmlns:cx2="http://schemas.microsoft.com/office/drawing/2015/10/21/chartex" xmlns:cx3="http://schemas.microsoft.com/office/drawing/2016/5/9/chartex" xmlns:cx4="http://schemas.microsoft.com/office/drawing/2016/5/10/chartex" xmlns:cx5="http://schemas.microsoft.com/office/drawing/2016/5/11/chartex" xmlns:cx6="http://schemas.microsoft.com/office/drawing/2016/5/12/chartex" xmlns:cx7="http://schemas.microsoft.com/office/drawing/2016/5/13/chartex" xmlns:cx8="http://schemas.microsoft.com/office/drawing/2016/5/14/chartex" xmlns:mc="http://schemas.openxmlformats.org/markup-compatibility/2006" xmlns:aink="http://schemas.microsoft.com/office/drawing/2016/ink" xmlns:am3d="http://schemas.microsoft.com/office/drawing/2017/model3d" xmlns:o="urn:schemas-microsoft-com:office:office" xmlns:oel="http://schemas.microsoft.com/office/2019/extlst" xmlns:r="http://schemas.openxmlformats.org/officeDocument/2006/relationships" xmlns:m="http://schemas.openxmlformats.org/officeDocument/2006/math" xmlns:v="urn:schemas-microsoft-com:vml" xmlns:wp14="http://schemas.microsoft.com/office/word/2010/wordprocessingDrawing" xmlns:wp="http://schemas.openxmlformats.org/drawingml/2006/wordprocessingDrawing" xmlns:w10="urn:schemas-microsoft-com:office:word" xmlns:w="http://schemas.openxmlformats.org/wordprocessingml/2006/main" xmlns:w14="http://schemas.microsoft.com/office/word/2010/wordml" xmlns:w15="http://schemas.microsoft.com/office/word/2012/wordml" xmlns:w16cex="http://schemas.microsoft.com/office/word/2018/wordml/cex" xmlns:w16cid="http://schemas.microsoft.com/office/word/2016/wordml/cid" xmlns:w16="http://schemas.microsoft.com/office/word/2018/wordml" xmlns:w16du="http://schemas.microsoft.com/office/word/2023/wordml/word16du" xmlns:w16sdtdh="http://schemas.microsoft.com/office/word/2020/wordml/sdtdatahash" xmlns:w16sdtfl="http://schemas.microsoft.com/office/word/2024/wordml/sdtformatlock" xmlns:w16se="http://schemas.microsoft.com/office/word/2015/wordml/symex" xmlns:wpg="http://schemas.microsoft.com/office/word/2010/wordprocessingGroup" xmlns:wpi="http://schemas.microsoft.com/office/word/2010/wordprocessingInk" xmlns:wne="http://schemas.microsoft.com/office/word/2006/wordml" xmlns:wps="http://schemas.microsoft.com/office/word/2010/wordprocessingShape" mc:Ignorable="w14 w15 w16se w16cid w16 w16cex w16sdtdh w16sdtfl w16du wp14">
   <w:abstractNum w:abstractNumId="0" w15:restartNumberingAfterBreak="0">
     <w:nsid w:val="355702DE"/>
     <w:multiLevelType w:val="hybridMultilevel"/>
@@ -2613,17 +2557,17 @@
       </w:rPr>
     </w:lvl>
   </w:abstractNum>
-  <w:num w:numId="1">
+  <w:num w:numId="1" w16cid:durableId="1928348482">
     <w:abstractNumId w:val="0"/>
   </w:num>
-  <w:num w:numId="2">
+  <w:num w:numId="2" w16cid:durableId="922759839">
     <w:abstractNumId w:val="1"/>
   </w:num>
 </w:numbering>
 </file>
 
 <file path=word/people.xml><?xml version="1.0" encoding="utf-8"?>
-<w15:people xmlns:wpc="http://schemas.microsoft.com/office/word/2010/wordprocessingCanvas" xmlns:cx="http://schemas.microsoft.com/office/drawing/2014/chartex" xmlns:cx1="http://schemas.microsoft.com/office/drawing/2015/9/8/chartex" xmlns:cx2="http://schemas.microsoft.com/office/drawing/2015/10/21/chartex" xmlns:cx3="http://schemas.microsoft.com/office/drawing/2016/5/9/chartex" xmlns:cx4="http://schemas.microsoft.com/office/drawing/2016/5/10/chartex" xmlns:cx5="http://schemas.microsoft.com/office/drawing/2016/5/11/chartex" xmlns:cx6="http://schemas.microsoft.com/office/drawing/2016/5/12/chartex" xmlns:cx7="http://schemas.microsoft.com/office/drawing/2016/5/13/chartex" xmlns:cx8="http://schemas.microsoft.com/office/drawing/2016/5/14/chartex" xmlns:mc="http://schemas.openxmlformats.org/markup-compatibility/2006" xmlns:aink="http://schemas.microsoft.com/office/drawing/2016/ink" xmlns:am3d="http://schemas.microsoft.com/office/drawing/2017/model3d" xmlns:o="urn:schemas-microsoft-com:office:office" xmlns:r="http://schemas.openxmlformats.org/officeDocument/2006/relationships" xmlns:m="http://schemas.openxmlformats.org/officeDocument/2006/math" xmlns:v="urn:schemas-microsoft-com:vml" xmlns:wp14="http://schemas.microsoft.com/office/word/2010/wordprocessingDrawing" xmlns:wp="http://schemas.openxmlformats.org/drawingml/2006/wordprocessingDrawing" xmlns:w10="urn:schemas-microsoft-com:office:word" xmlns:w="http://schemas.openxmlformats.org/wordprocessingml/2006/main" xmlns:w14="http://schemas.microsoft.com/office/word/2010/wordml" xmlns:w15="http://schemas.microsoft.com/office/word/2012/wordml" xmlns:w16cid="http://schemas.microsoft.com/office/word/2016/wordml/cid" xmlns:w16se="http://schemas.microsoft.com/office/word/2015/wordml/symex" xmlns:wpg="http://schemas.microsoft.com/office/word/2010/wordprocessingGroup" xmlns:wpi="http://schemas.microsoft.com/office/word/2010/wordprocessingInk" xmlns:wne="http://schemas.microsoft.com/office/word/2006/wordml" xmlns:wps="http://schemas.microsoft.com/office/word/2010/wordprocessingShape" mc:Ignorable="w14 w15 w16se w16cid wp14">
+<w15:people xmlns:wpc="http://schemas.microsoft.com/office/word/2010/wordprocessingCanvas" xmlns:cx="http://schemas.microsoft.com/office/drawing/2014/chartex" xmlns:cx1="http://schemas.microsoft.com/office/drawing/2015/9/8/chartex" xmlns:cx2="http://schemas.microsoft.com/office/drawing/2015/10/21/chartex" xmlns:cx3="http://schemas.microsoft.com/office/drawing/2016/5/9/chartex" xmlns:cx4="http://schemas.microsoft.com/office/drawing/2016/5/10/chartex" xmlns:cx5="http://schemas.microsoft.com/office/drawing/2016/5/11/chartex" xmlns:cx6="http://schemas.microsoft.com/office/drawing/2016/5/12/chartex" xmlns:cx7="http://schemas.microsoft.com/office/drawing/2016/5/13/chartex" xmlns:cx8="http://schemas.microsoft.com/office/drawing/2016/5/14/chartex" xmlns:mc="http://schemas.openxmlformats.org/markup-compatibility/2006" xmlns:aink="http://schemas.microsoft.com/office/drawing/2016/ink" xmlns:am3d="http://schemas.microsoft.com/office/drawing/2017/model3d" xmlns:o="urn:schemas-microsoft-com:office:office" xmlns:oel="http://schemas.microsoft.com/office/2019/extlst" xmlns:r="http://schemas.openxmlformats.org/officeDocument/2006/relationships" xmlns:m="http://schemas.openxmlformats.org/officeDocument/2006/math" xmlns:v="urn:schemas-microsoft-com:vml" xmlns:wp14="http://schemas.microsoft.com/office/word/2010/wordprocessingDrawing" xmlns:wp="http://schemas.openxmlformats.org/drawingml/2006/wordprocessingDrawing" xmlns:w10="urn:schemas-microsoft-com:office:word" xmlns:w="http://schemas.openxmlformats.org/wordprocessingml/2006/main" xmlns:w14="http://schemas.microsoft.com/office/word/2010/wordml" xmlns:w15="http://schemas.microsoft.com/office/word/2012/wordml" xmlns:w16cex="http://schemas.microsoft.com/office/word/2018/wordml/cex" xmlns:w16cid="http://schemas.microsoft.com/office/word/2016/wordml/cid" xmlns:w16="http://schemas.microsoft.com/office/word/2018/wordml" xmlns:w16du="http://schemas.microsoft.com/office/word/2023/wordml/word16du" xmlns:w16sdtdh="http://schemas.microsoft.com/office/word/2020/wordml/sdtdatahash" xmlns:w16sdtfl="http://schemas.microsoft.com/office/word/2024/wordml/sdtformatlock" xmlns:w16se="http://schemas.microsoft.com/office/word/2015/wordml/symex" xmlns:wpg="http://schemas.microsoft.com/office/word/2010/wordprocessingGroup" xmlns:wpi="http://schemas.microsoft.com/office/word/2010/wordprocessingInk" xmlns:wne="http://schemas.microsoft.com/office/word/2006/wordml" xmlns:wps="http://schemas.microsoft.com/office/word/2010/wordprocessingShape" mc:Ignorable="w14 w15 w16se w16cid w16 w16cex w16sdtdh w16sdtfl w16du wp14">
   <w15:person w15:author="MELISSA FERNANDA DUARTE MANZANO">
     <w15:presenceInfo w15:providerId="None" w15:userId="MELISSA FERNANDA DUARTE MANZANO"/>
   </w15:person>
@@ -2637,7 +2581,7 @@
 </file>
 
 <file path=word/styles.xml><?xml version="1.0" encoding="utf-8"?>
-<w:styles xmlns:mc="http://schemas.openxmlformats.org/markup-compatibility/2006" xmlns:r="http://schemas.openxmlformats.org/officeDocument/2006/relationships" xmlns:w="http://schemas.openxmlformats.org/wordprocessingml/2006/main" xmlns:w14="http://schemas.microsoft.com/office/word/2010/wordml" xmlns:w15="http://schemas.microsoft.com/office/word/2012/wordml" xmlns:w16cid="http://schemas.microsoft.com/office/word/2016/wordml/cid" xmlns:w16se="http://schemas.microsoft.com/office/word/2015/wordml/symex" mc:Ignorable="w14 w15 w16se w16cid">
+<w:styles xmlns:mc="http://schemas.openxmlformats.org/markup-compatibility/2006" xmlns:r="http://schemas.openxmlformats.org/officeDocument/2006/relationships" xmlns:w="http://schemas.openxmlformats.org/wordprocessingml/2006/main" xmlns:w14="http://schemas.microsoft.com/office/word/2010/wordml" xmlns:w15="http://schemas.microsoft.com/office/word/2012/wordml" xmlns:w16cex="http://schemas.microsoft.com/office/word/2018/wordml/cex" xmlns:w16cid="http://schemas.microsoft.com/office/word/2016/wordml/cid" xmlns:w16="http://schemas.microsoft.com/office/word/2018/wordml" xmlns:w16du="http://schemas.microsoft.com/office/word/2023/wordml/word16du" xmlns:w16sdtdh="http://schemas.microsoft.com/office/word/2020/wordml/sdtdatahash" xmlns:w16sdtfl="http://schemas.microsoft.com/office/word/2024/wordml/sdtformatlock" xmlns:w16se="http://schemas.microsoft.com/office/word/2015/wordml/symex" mc:Ignorable="w14 w15 w16se w16cid w16 w16cex w16sdtdh w16sdtfl w16du">
   <w:docDefaults>
     <w:rPrDefault>
       <w:rPr>
@@ -2653,7 +2597,7 @@
       </w:pPr>
     </w:pPrDefault>
   </w:docDefaults>
-  <w:latentStyles w:defLockedState="0" w:defUIPriority="99" w:defSemiHidden="0" w:defUnhideWhenUsed="0" w:defQFormat="0" w:count="375">
+  <w:latentStyles w:defLockedState="0" w:defUIPriority="99" w:defSemiHidden="0" w:defUnhideWhenUsed="0" w:defQFormat="0" w:count="376">
     <w:lsdException w:name="Normal" w:uiPriority="0" w:qFormat="1"/>
     <w:lsdException w:name="heading 1" w:uiPriority="9" w:qFormat="1"/>
     <w:lsdException w:name="heading 2" w:semiHidden="1" w:uiPriority="9" w:unhideWhenUsed="1" w:qFormat="1"/>
@@ -3029,6 +2973,7 @@
     <w:lsdException w:name="Smart Hyperlink" w:semiHidden="1" w:unhideWhenUsed="1"/>
     <w:lsdException w:name="Hashtag" w:semiHidden="1" w:unhideWhenUsed="1"/>
     <w:lsdException w:name="Unresolved Mention" w:semiHidden="1" w:unhideWhenUsed="1"/>
+    <w:lsdException w:name="Smart Link" w:semiHidden="1" w:unhideWhenUsed="1"/>
   </w:latentStyles>
   <w:style w:type="paragraph" w:default="1" w:styleId="Normal">
     <w:name w:val="Normal"/>
@@ -3038,7 +2983,6 @@
   <w:style w:type="character" w:default="1" w:styleId="Fuentedeprrafopredeter">
     <w:name w:val="Default Paragraph Font"/>
     <w:uiPriority w:val="1"/>
-    <w:semiHidden/>
     <w:unhideWhenUsed/>
   </w:style>
   <w:style w:type="table" w:default="1" w:styleId="Tablanormal">
